--- a/docs/Methodological_TA_Cost_of_Fear.docx
+++ b/docs/Methodological_TA_Cost_of_Fear.docx
@@ -110,7 +110,18 @@
           <w:color w:val="1b3f60"/>
           <w:sz w:val="38"/>
         </w:rPr>
-        <w:t>Methodological Technical Assistance – Cost of Fear Report</w:t>
+        <w:t xml:space="preserve">Methodological Technical Assistance</w:t>
+        <w:br/>
+      </w:r>
+      <w:r>
+        <w:rPr>
+          <w:b/>
+          <w:i w:val="0"/>
+          <w:color w:val="1b3f60"/>
+          <w:sz w:val="32"/>
+          <w:szCs w:val="18"/>
+        </w:rPr>
+        <w:t xml:space="preserve">Cost of Fear Report</w:t>
       </w:r>
       <w:r/>
     </w:p>
@@ -1343,6 +1354,89 @@
           <w:b w:val="0"/>
           <w:sz w:val="18"/>
         </w:rPr>
+      </w:r>
+      <w:r>
+        <mc:AlternateContent>
+          <mc:Choice Requires="wpg">
+            <w:drawing>
+              <wp:anchor xmlns:wp="http://schemas.openxmlformats.org/drawingml/2006/wordprocessingDrawing" xmlns:wp14="http://schemas.microsoft.com/office/word/2010/wordprocessingDrawing" distT="0" distB="0" distL="114300" distR="114300" simplePos="0" relativeHeight="251658240" behindDoc="0" locked="0" layoutInCell="1" allowOverlap="1">
+                <wp:simplePos x="0" y="0"/>
+                <wp:positionH relativeFrom="margin">
+                  <wp:posOffset>6035040</wp:posOffset>
+                </wp:positionH>
+                <wp:positionV relativeFrom="bottomMargin">
+                  <wp:posOffset>-799753</wp:posOffset>
+                </wp:positionV>
+                <wp:extent cx="914400" cy="1047403"/>
+                <wp:effectExtent l="0" t="0" r="0" b="0"/>
+                <wp:wrapNone/>
+                <wp:docPr id="2" name="Cost of Fear report QR"/>
+                <wp:cNvGraphicFramePr>
+                  <a:graphicFrameLocks xmlns:a="http://schemas.openxmlformats.org/drawingml/2006/main" noChangeAspect="1"/>
+                </wp:cNvGraphicFramePr>
+                <a:graphic xmlns:a="http://schemas.openxmlformats.org/drawingml/2006/main">
+                  <a:graphicData uri="http://schemas.openxmlformats.org/drawingml/2006/picture">
+                    <pic:pic xmlns:pic="http://schemas.openxmlformats.org/drawingml/2006/picture">
+                      <pic:nvPicPr>
+                        <pic:cNvPr id="1383832470" name="report_qr_captioned.png"/>
+                        <pic:cNvPicPr>
+                          <a:picLocks noChangeAspect="1"/>
+                        </pic:cNvPicPr>
+                        <pic:nvPr/>
+                      </pic:nvPicPr>
+                      <pic:blipFill rotWithShape="1">
+                        <a:blip r:embed="rId11"/>
+                        <a:stretch/>
+                      </pic:blipFill>
+                      <pic:spPr bwMode="auto">
+                        <a:xfrm>
+                          <a:off x="0" y="0"/>
+                          <a:ext cx="914400" cy="1047402"/>
+                        </a:xfrm>
+                        <a:prstGeom prst="rect">
+                          <a:avLst/>
+                        </a:prstGeom>
+                      </pic:spPr>
+                    </pic:pic>
+                  </a:graphicData>
+                </a:graphic>
+              </wp:anchor>
+            </w:drawing>
+          </mc:Choice>
+          <mc:Fallback>
+            <w:pict>
+              <v:shapetype id="_x0000_t75" coordsize="21600,21600" o:spt="75" o:preferrelative="t" path="m@4@5l@4@11@9@11@9@5xe" filled="f" stroked="f">
+                <v:stroke joinstyle="miter"/>
+                <v:formulas>
+                  <v:f eqn="if lineDrawn pixelLineWidth 0"/>
+                  <v:f eqn="sum @0 1 0"/>
+                  <v:f eqn="sum 0 0 @1"/>
+                  <v:f eqn="prod @2 1 2"/>
+                  <v:f eqn="prod @3 21600 pixelWidth"/>
+                  <v:f eqn="prod @3 21600 pixelHeight"/>
+                  <v:f eqn="sum @0 0 1"/>
+                  <v:f eqn="prod @6 1 2"/>
+                  <v:f eqn="prod @7 21600 pixelWidth"/>
+                  <v:f eqn="sum @8 21600 0"/>
+                  <v:f eqn="prod @7 21600 pixelHeight"/>
+                  <v:f eqn="sum @10 21600 0"/>
+                </v:formulas>
+                <v:path o:extrusionok="f" gradientshapeok="t" o:connecttype="rect"/>
+                <o:lock v:ext="edit" aspectratio="t"/>
+              </v:shapetype>
+              <v:shape id="_x0000_i1" o:spid="_x0000_s1" type="#_x0000_t75" style="position:absolute;z-index:251658240;o:allowoverlap:true;o:allowincell:true;mso-position-horizontal-relative:margin;margin-left:475.20pt;mso-position-horizontal:absolute;mso-position-vertical-relative:bottom-margin-area;margin-top:-62.97pt;mso-position-vertical:absolute;width:72.00pt;height:82.47pt;mso-wrap-distance-left:9.00pt;mso-wrap-distance-top:0.00pt;mso-wrap-distance-right:9.00pt;mso-wrap-distance-bottom:0.00pt;z-index:1;" stroked="false">
+                <v:imagedata r:id="rId11" o:title=""/>
+                <o:lock v:ext="edit" rotation="t"/>
+              </v:shape>
+            </w:pict>
+          </mc:Fallback>
+        </mc:AlternateContent>
+      </w:r>
+      <w:r>
+        <w:rPr>
+          <w:b w:val="0"/>
+          <w:sz w:val="18"/>
+        </w:rPr>
         <w:t xml:space="preserve">•  </w:t>
       </w:r>
       <w:r>
@@ -1386,7 +1480,9 @@
           <w:color w:val="5c6b7a"/>
           <w:sz w:val="17"/>
         </w:rPr>
-        <w:t xml:space="preserve">Final scope and cost are set after the scoping call. Options can be combined, and a jurisdiction can move between them.</w:t>
+        <w:t xml:space="preserve">Final scope and cost are set after the scoping call. </w:t>
+        <w:br/>
+        <w:t xml:space="preserve">Options can be combined, and a jurisdiction can move between them.</w:t>
       </w:r>
       <w:r/>
     </w:p>
@@ -1411,51 +1507,10 @@
           <w:color w:val="5c6b7a"/>
           <w:sz w:val="17"/>
         </w:rPr>
-        <w:t>Amada Armenta  ·  Albert Kochaphum  ·  lppiresearch@luskin.ucla.edu  ·  latino.ucla.edu</w:t>
+        <w:t xml:space="preserve">Amada Armenta  ·  Albert Kochaphum  ·  lppiresearch@luskin.ucla.edu  ·  latino.ucla.edu</w:t>
       </w:r>
       <w:r/>
-      <w:r>
-        <w:drawing>
-          <wp:anchor distT="0" distB="0" distL="114300" distR="114300" simplePos="0" relativeHeight="251658240" behindDoc="0" locked="0" layoutInCell="1" allowOverlap="1">
-            <wp:simplePos x="0" y="0"/>
-            <wp:positionH relativeFrom="margin">
-              <wp:align>right</wp:align>
-            </wp:positionH>
-            <wp:positionV relativeFrom="bottomMargin">
-              <wp:posOffset>-1047403</wp:posOffset>
-            </wp:positionV>
-            <wp:extent cx="914400" cy="1047403"/>
-            <wp:wrapNone/>
-            <wp:docPr id="99" name="Cost of Fear report QR"/>
-            <wp:cNvGraphicFramePr>
-              <a:graphicFrameLocks noChangeAspect="1"/>
-            </wp:cNvGraphicFramePr>
-            <a:graphic xmlns:pic="http://schemas.openxmlformats.org/drawingml/2006/picture">
-              <a:graphicData uri="http://schemas.openxmlformats.org/drawingml/2006/picture">
-                <pic:pic>
-                  <pic:nvPicPr>
-                    <pic:cNvPr id="0" name="report_qr_captioned.png"/>
-                    <pic:cNvPicPr/>
-                  </pic:nvPicPr>
-                  <pic:blipFill>
-                    <a:blip r:embed="rId11"/>
-                    <a:stretch>
-                      <a:fillRect/>
-                    </a:stretch>
-                  </pic:blipFill>
-                  <pic:spPr>
-                    <a:xfrm>
-                      <a:off x="0" y="0"/>
-                      <a:ext cx="914400" cy="1047403"/>
-                    </a:xfrm>
-                    <a:prstGeom prst="rect"/>
-                  </pic:spPr>
-                </pic:pic>
-              </a:graphicData>
-            </a:graphic>
-          </wp:anchor>
-        </w:drawing>
-      </w:r>
+      <w:r/>
     </w:p>
     <w:sectPr>
       <w:footnotePr/>
